--- a/newsletter_output.docx
+++ b/newsletter_output.docx
@@ -14,36 +14,6 @@
         </w:rPr>
       </w:pPr>
       <w:r>
-        <w:pict w14:anchorId="42F8156B">
-          <v:group id="docshapegroup6" o:spid="_x0000_s2055" style="position:absolute;left:0;text-align:left;margin-left:0;margin-top:5.1pt;width:297pt;height:132.5pt;z-index:-251658240;mso-position-horizontal-relative:page" coordorigin=",102" coordsize="5940,2650">
-            <v:shapetype id="_x0000_t75" coordsize="21600,21600" o:spt="75" o:preferrelative="t" path="m@4@5l@4@11@9@11@9@5xe" filled="f" stroked="f">
-              <v:stroke joinstyle="miter"/>
-              <v:formulas>
-                <v:f eqn="if lineDrawn pixelLineWidth 0"/>
-                <v:f eqn="sum @0 1 0"/>
-                <v:f eqn="sum 0 0 @1"/>
-                <v:f eqn="prod @2 1 2"/>
-                <v:f eqn="prod @3 21600 pixelWidth"/>
-                <v:f eqn="prod @3 21600 pixelHeight"/>
-                <v:f eqn="sum @0 0 1"/>
-                <v:f eqn="prod @6 1 2"/>
-                <v:f eqn="prod @7 21600 pixelWidth"/>
-                <v:f eqn="sum @8 21600 0"/>
-                <v:f eqn="prod @7 21600 pixelHeight"/>
-                <v:f eqn="sum @10 21600 0"/>
-              </v:formulas>
-              <v:path o:extrusionok="f" gradientshapeok="t" o:connecttype="rect"/>
-              <o:lock v:ext="edit" aspectratio="t"/>
-            </v:shapetype>
-            <v:shape id="docshape7" o:spid="_x0000_s2057" type="#_x0000_t75" style="position:absolute;top:102;width:5940;height:2650">
-              <v:imagedata r:id="rId7" o:title=""/>
-            </v:shape>
-            <v:rect id="docshape8" o:spid="_x0000_s2056" style="position:absolute;top:114;width:5940;height:2532" fillcolor="#f1f1f1" stroked="f"/>
-            <w10:wrap anchorx="page"/>
-          </v:group>
-        </w:pict>
-      </w:r>
-      <w:r>
         <w:rPr>
           <w:color w:val="1F487C"/>
           <w:w w:val="105"/>
@@ -70,74 +40,212 @@
     <w:p>
       <w:pPr>
         <w:pStyle w:val="Heading1"/>
-        <w:spacing w:before="186"/>
         <w:ind w:left="304"/>
-      </w:pPr>
-      <w:r>
+        <w:rPr>
+          <w:b w:val="0"/>
+          <w:bCs w:val="0"/>
+          <w:spacing w:val="-2"/>
+          <w:w w:val="105"/>
+        </w:rPr>
+      </w:pPr>
+      <w:r>
+        <w:rPr>
+          <w:b w:val="0"/>
+          <w:bCs w:val="0"/>
+          <w:spacing w:val="-2"/>
+          <w:w w:val="105"/>
+        </w:rPr>
         <w:t xml:space="preserve"/>
       </w:r>
-      <w:r>
-        <w:br/>
-        <w:t xml:space="preserve">• The stock market experienced its worst week in years, marked by significant selling pressure, a decline in benchmark indices, and investor sentiment echoing previous crises like Covid, largely influenced by ongoing geopolitical tensions and foreign portfolio investor outflows.</w:t>
-      </w:r>
-      <w:r>
-        <w:br/>
+    </w:p>
+    <w:p>
+      <w:pPr>
+        <w:pStyle w:val="Heading1"/>
+        <w:numPr>
+          <w:ilvl w:val="0"/>
+          <w:numId w:val="5"/>
+        </w:numPr>
+        <w:ind w:left="663" w:hanging="357"/>
+        <w:rPr>
+          <w:b w:val="0"/>
+          <w:bCs w:val="0"/>
+          <w:spacing w:val="-2"/>
+          <w:w w:val="105"/>
+        </w:rPr>
+      </w:pPr>
+      <w:proofErr w:type="gramStart"/>
+      <w:r>
+        <w:rPr>
+          <w:b w:val="0"/>
+          <w:bCs w:val="0"/>
+          <w:spacing w:val="-2"/>
+          <w:w w:val="105"/>
+        </w:rPr>
+        <w:t xml:space="preserve">Indian equity markets experienced significant volatility, marking their worst week in years.</w:t>
+      </w:r>
+    </w:p>
+    <w:p>
+      <w:pPr>
+        <w:pStyle w:val="Heading1"/>
+        <w:ind w:left="304"/>
+        <w:rPr>
+          <w:b w:val="0"/>
+          <w:bCs w:val="0"/>
+          <w:spacing w:val="-2"/>
+          <w:w w:val="105"/>
+        </w:rPr>
+      </w:pPr>
+      <w:r>
+        <w:rPr>
+          <w:b w:val="0"/>
+          <w:bCs w:val="0"/>
+          <w:spacing w:val="-2"/>
+          <w:w w:val="105"/>
+        </w:rPr>
         <w:t xml:space="preserve"/>
       </w:r>
-      <w:r>
-        <w:br/>
-        <w:t xml:space="preserve">• Despite broad market volatility, specific segments of the equity capital markets showed robust demand, with the Reit market expanding sixfold due to new listings and price growth, and recent IPOs and InvITs receiving strong oversubscription.</w:t>
-      </w:r>
-      <w:r>
-        <w:br/>
+    </w:p>
+    <w:p>
+      <w:pPr>
+        <w:pStyle w:val="Heading1"/>
+        <w:numPr>
+          <w:ilvl w:val="0"/>
+          <w:numId w:val="5"/>
+        </w:numPr>
+        <w:ind w:left="663" w:hanging="357"/>
+        <w:rPr>
+          <w:b w:val="0"/>
+          <w:bCs w:val="0"/>
+          <w:spacing w:val="-2"/>
+          <w:w w:val="105"/>
+        </w:rPr>
+      </w:pPr>
+      <w:proofErr w:type="gramStart"/>
+      <w:r>
+        <w:rPr>
+          <w:b w:val="0"/>
+          <w:bCs w:val="0"/>
+          <w:spacing w:val="-2"/>
+          <w:w w:val="105"/>
+        </w:rPr>
+        <w:t xml:space="preserve">The Real Estate Investment Trust (Reit) market expanded sixfold, driven by new listings and price appreciation.</w:t>
+      </w:r>
+    </w:p>
+    <w:p>
+      <w:pPr>
+        <w:pStyle w:val="Heading1"/>
+        <w:ind w:left="304"/>
+        <w:rPr>
+          <w:b w:val="0"/>
+          <w:bCs w:val="0"/>
+          <w:spacing w:val="-2"/>
+          <w:w w:val="105"/>
+        </w:rPr>
+      </w:pPr>
+      <w:r>
+        <w:rPr>
+          <w:b w:val="0"/>
+          <w:bCs w:val="0"/>
+          <w:spacing w:val="-2"/>
+          <w:w w:val="105"/>
+        </w:rPr>
         <w:t xml:space="preserve"/>
       </w:r>
-      <w:r>
-        <w:br/>
-        <w:t xml:space="preserve">• Regulatory bodies are actively shaping the capital markets, as evidenced by Sebi introducing new conditions for intraday borrowings by mutual funds to enhance risk management.</w:t>
-      </w:r>
-      <w:r>
-        <w:br/>
+    </w:p>
+    <w:p>
+      <w:pPr>
+        <w:pStyle w:val="Heading1"/>
+        <w:numPr>
+          <w:ilvl w:val="0"/>
+          <w:numId w:val="5"/>
+        </w:numPr>
+        <w:ind w:left="663" w:hanging="357"/>
+        <w:rPr>
+          <w:b w:val="0"/>
+          <w:bCs w:val="0"/>
+          <w:spacing w:val="-2"/>
+          <w:w w:val="105"/>
+        </w:rPr>
+      </w:pPr>
+      <w:proofErr w:type="gramStart"/>
+      <w:r>
+        <w:rPr>
+          <w:b w:val="0"/>
+          <w:bCs w:val="0"/>
+          <w:spacing w:val="-2"/>
+          <w:w w:val="105"/>
+        </w:rPr>
+        <w:t xml:space="preserve">Micro lenders are strategically diversifying into secured loans to enhance asset quality and mitigate risks.</w:t>
+      </w:r>
+    </w:p>
+    <w:p>
+      <w:pPr>
+        <w:pStyle w:val="Heading1"/>
+        <w:ind w:left="304"/>
+        <w:rPr>
+          <w:b w:val="0"/>
+          <w:bCs w:val="0"/>
+          <w:spacing w:val="-2"/>
+          <w:w w:val="105"/>
+        </w:rPr>
+      </w:pPr>
+      <w:r>
+        <w:rPr>
+          <w:b w:val="0"/>
+          <w:bCs w:val="0"/>
+          <w:spacing w:val="-2"/>
+          <w:w w:val="105"/>
+        </w:rPr>
         <w:t xml:space="preserve"/>
       </w:r>
-      <w:r>
-        <w:br/>
-        <w:t xml:space="preserve">• On the M front, there's activity including potential strategic divestitures, such as M considering selling its pharma unit, and asset acquisitions like Godrej Projects' purchase for a housing project, reflecting ongoing strategic repositioning by companies.</w:t>
-      </w:r>
-      <w:r>
-        <w:br/>
+    </w:p>
+    <w:p>
+      <w:pPr>
+        <w:pStyle w:val="Heading1"/>
+        <w:numPr>
+          <w:ilvl w:val="0"/>
+          <w:numId w:val="5"/>
+        </w:numPr>
+        <w:ind w:left="663" w:hanging="357"/>
+        <w:rPr>
+          <w:b w:val="0"/>
+          <w:bCs w:val="0"/>
+          <w:spacing w:val="-2"/>
+          <w:w w:val="105"/>
+        </w:rPr>
+      </w:pPr>
+      <w:proofErr w:type="gramStart"/>
+      <w:r>
+        <w:rPr>
+          <w:b w:val="0"/>
+          <w:bCs w:val="0"/>
+          <w:spacing w:val="-2"/>
+          <w:w w:val="105"/>
+        </w:rPr>
+        <w:t xml:space="preserve">SEBI introduced new regulations for mutual fund intraday borrowings, impacting capital market operations.</w:t>
+      </w:r>
+    </w:p>
+    <w:p>
+      <w:pPr>
+        <w:pStyle w:val="Heading1"/>
+        <w:ind w:left="304"/>
+        <w:rPr>
+          <w:b w:val="0"/>
+          <w:bCs w:val="0"/>
+          <w:spacing w:val="-2"/>
+          <w:w w:val="105"/>
+        </w:rPr>
+      </w:pPr>
+      <w:r>
+        <w:rPr>
+          <w:b w:val="0"/>
+          <w:bCs w:val="0"/>
+          <w:spacing w:val="-2"/>
+          <w:w w:val="105"/>
+        </w:rPr>
         <w:t xml:space="preserve"/>
       </w:r>
-      <w:r>
-        <w:br/>
-        <w:t xml:space="preserve">• Public Sector Banks (PSBs) are projected to underperform in the near term due to factors like liquidity and asset quality concerns, indicating a cautious outlook for this segment of the capital market.</w:t>
-      </w:r>
-      <w:r>
-        <w:br/>
-        <w:t xml:space="preserve"/>
-      </w:r>
-    </w:p>
-    <w:p>
-      <w:pPr>
-        <w:pStyle w:val="BodyText"/>
-        <w:spacing w:before="9"/>
-        <w:rPr>
-          <w:sz w:val="34"/>
-        </w:rPr>
-      </w:pPr>
-    </w:p>
-    <w:p>
-      <w:pPr>
-        <w:spacing w:line="225" w:lineRule="auto"/>
-        <w:jc w:val="both"/>
-      </w:pPr>
-    </w:p>
-    <w:p/>
-    <w:p/>
-    <w:p/>
-    <w:p/>
-    <w:p/>
-    <w:p/>
+    </w:p>
     <w:p>
       <w:pPr>
         <w:pStyle w:val="Heading1"/>
@@ -165,183 +273,358 @@
     </w:p>
     <w:p>
       <w:pPr>
-        <w:pStyle w:val="Heading1"/>
-        <w:spacing w:before="186"/>
-        <w:ind w:left="304"/>
-      </w:pPr>
-      <w:r>
+        <w:spacing w:before="91"/>
+        <w:ind w:left="306"/>
+        <w:rPr>
+          <w:rFonts w:ascii="Arial" w:eastAsia="Arial" w:hAnsi="Arial" w:cs="Arial"/>
+          <w:sz w:val="14"/>
+          <w:szCs w:val="14"/>
+        </w:rPr>
+      </w:pPr>
+      <w:r>
+        <w:rPr>
+          <w:rFonts w:ascii="Arial" w:eastAsia="Arial" w:hAnsi="Arial" w:cs="Arial"/>
+          <w:sz w:val="14"/>
+          <w:szCs w:val="14"/>
+        </w:rPr>
         <w:t xml:space="preserve"/>
       </w:r>
       <w:r>
+        <w:rPr>
+          <w:rFonts w:ascii="Arial" w:eastAsia="Arial" w:hAnsi="Arial" w:cs="Arial"/>
+          <w:sz w:val="14"/>
+          <w:szCs w:val="14"/>
+        </w:rPr>
         <w:br/>
-        <w:t xml:space="preserve">Stocks suffer worst week in years, echoing Covid chaos</w:t>
-      </w:r>
-      <w:r>
+      </w:r>
+      <w:proofErr w:type="gramStart"/>
+      <w:r>
+        <w:rPr>
+          <w:rFonts w:ascii="Arial" w:eastAsia="Arial" w:hAnsi="Arial" w:cs="Arial"/>
+          <w:b/>
+          <w:bCs/>
+          <w:color w:val="1F497D" w:themeColor="text2"/>
+          <w:sz w:val="16"/>
+          <w:szCs w:val="16"/>
+        </w:rPr>
+        <w:t xml:space="preserve">Godrej Properties Acquires 2.5-Acre Housing Project in Coimbatore</w:t>
+      </w:r>
+      <w:r>
+        <w:rPr>
+          <w:rFonts w:ascii="Arial" w:eastAsia="Arial" w:hAnsi="Arial" w:cs="Arial"/>
+          <w:color w:val="1F497D" w:themeColor="text2"/>
+          <w:sz w:val="14"/>
+          <w:szCs w:val="14"/>
+        </w:rPr>
         <w:br/>
       </w:r>
-      <w:r>
-        <w:br/>
-        <w:t xml:space="preserve">Benchmark indices tumbled throughout the week, with the Nifty closing below 22,700 and the Sensex declining by over 2,000 points. The market capitalization fell by 5.5 per cent, marking the worst weekly performance in years, reminiscent of the Covid-era market chaos. Foreign portfolio investors (FPIs) were net sellers, pulling out substantial capital. This widespread selling pressure, driven by macro concerns and geopolitical tensions, led to the breach of key support levels, indicating a bearish sentiment among investors. The market is not fully pricing in the West Asia war, contributing to the cautious outlook.</w:t>
-      </w:r>
-      <w:r>
-        <w:br/>
-      </w:r>
-      <w:r>
+      <w:proofErr w:type="gramStart"/>
+      <w:r>
+        <w:rPr>
+          <w:rFonts w:ascii="Arial" w:eastAsia="Arial" w:hAnsi="Arial" w:cs="Arial"/>
+          <w:sz w:val="14"/>
+          <w:szCs w:val="14"/>
+        </w:rPr>
+        <w:t xml:space="preserve">Godrej Properties has acquired a 2.5-acre land parcel in Coimbatore for a premium housing project. This acquisition is projected to generate a revenue potential of ₹400 crore, expanding their regional footprint.</w:t>
+      </w:r>
+      <w:r>
+        <w:rPr>
+          <w:rFonts w:ascii="Arial" w:eastAsia="Arial" w:hAnsi="Arial" w:cs="Arial"/>
+          <w:sz w:val="14"/>
+          <w:szCs w:val="14"/>
+        </w:rPr>
         <w:br/>
         <w:t xml:space="preserve"/>
       </w:r>
       <w:r>
+        <w:rPr>
+          <w:rFonts w:ascii="Arial" w:eastAsia="Arial" w:hAnsi="Arial" w:cs="Arial"/>
+          <w:sz w:val="14"/>
+          <w:szCs w:val="14"/>
+        </w:rPr>
         <w:br/>
-        <w:t xml:space="preserve">Snapdeal withdraws IPO ahead of ECM filing</w:t>
-      </w:r>
-      <w:r>
+      </w:r>
+      <w:proofErr w:type="gramStart"/>
+      <w:r>
+        <w:rPr>
+          <w:rFonts w:ascii="Arial" w:eastAsia="Arial" w:hAnsi="Arial" w:cs="Arial"/>
+          <w:b/>
+          <w:bCs/>
+          <w:color w:val="1F497D" w:themeColor="text2"/>
+          <w:sz w:val="16"/>
+          <w:szCs w:val="16"/>
+        </w:rPr>
+        <w:t xml:space="preserve">India's REIT Market Expands Sixfold with New Listings</w:t>
+      </w:r>
+      <w:r>
+        <w:rPr>
+          <w:rFonts w:ascii="Arial" w:eastAsia="Arial" w:hAnsi="Arial" w:cs="Arial"/>
+          <w:color w:val="1F497D" w:themeColor="text2"/>
+          <w:sz w:val="14"/>
+          <w:szCs w:val="14"/>
+        </w:rPr>
         <w:br/>
       </w:r>
-      <w:r>
-        <w:br/>
-        <w:t xml:space="preserve">E-commerce platform Snapdeal has withdrawn its initial public offering (IPO) application. The company had initially filed for a ₹1,250 crore IPO in December but decided to withdraw, opting instead for a different strategic approach.</w:t>
-      </w:r>
-      <w:r>
-        <w:br/>
-      </w:r>
-      <w:r>
+      <w:proofErr w:type="gramStart"/>
+      <w:r>
+        <w:rPr>
+          <w:rFonts w:ascii="Arial" w:eastAsia="Arial" w:hAnsi="Arial" w:cs="Arial"/>
+          <w:sz w:val="14"/>
+          <w:szCs w:val="14"/>
+        </w:rPr>
+        <w:t xml:space="preserve">India's Real Estate Investment Trust (Reit) market has grown over six-fold since FY20, reaching ₹1,726 billion. This significant expansion is fueled by new listings and consistent unit price appreciation.</w:t>
+      </w:r>
+      <w:r>
+        <w:rPr>
+          <w:rFonts w:ascii="Arial" w:eastAsia="Arial" w:hAnsi="Arial" w:cs="Arial"/>
+          <w:sz w:val="14"/>
+          <w:szCs w:val="14"/>
+        </w:rPr>
         <w:br/>
         <w:t xml:space="preserve"/>
       </w:r>
       <w:r>
+        <w:rPr>
+          <w:rFonts w:ascii="Arial" w:eastAsia="Arial" w:hAnsi="Arial" w:cs="Arial"/>
+          <w:sz w:val="14"/>
+          <w:szCs w:val="14"/>
+        </w:rPr>
         <w:br/>
-        <w:t xml:space="preserve">Reit market expands sixfold since FY20 on new listings, price growth</w:t>
-      </w:r>
-      <w:r>
+      </w:r>
+      <w:proofErr w:type="gramStart"/>
+      <w:r>
+        <w:rPr>
+          <w:rFonts w:ascii="Arial" w:eastAsia="Arial" w:hAnsi="Arial" w:cs="Arial"/>
+          <w:b/>
+          <w:bCs/>
+          <w:color w:val="1F497D" w:themeColor="text2"/>
+          <w:sz w:val="16"/>
+          <w:szCs w:val="16"/>
+        </w:rPr>
+        <w:t xml:space="preserve">SolarSquare CEO Details Ambitious Solarization Expansion Plans</w:t>
+      </w:r>
+      <w:r>
+        <w:rPr>
+          <w:rFonts w:ascii="Arial" w:eastAsia="Arial" w:hAnsi="Arial" w:cs="Arial"/>
+          <w:color w:val="1F497D" w:themeColor="text2"/>
+          <w:sz w:val="14"/>
+          <w:szCs w:val="14"/>
+        </w:rPr>
         <w:br/>
       </w:r>
-      <w:r>
-        <w:br/>
-        <w:t xml:space="preserve">India's Real Estate Investment Trust (Reit) market has grown over six-fold, from ₹271 billion in FY20 to ₹1,726 billion in the first nine months of FY26. This growth is attributed to new listings and consistent unit price appreciation. Five publicly listed Reits are now active, with four recording over 20 per cent year-on-year unit price growth. The regulatory framework's evolution is expected to further accelerate portfolio expansion and new listings, potentially adding a small and medium Reits (SM Reits) segment exceeding $75 billion.</w:t>
-      </w:r>
-      <w:r>
-        <w:br/>
-      </w:r>
-      <w:r>
+      <w:proofErr w:type="gramStart"/>
+      <w:r>
+        <w:rPr>
+          <w:rFonts w:ascii="Arial" w:eastAsia="Arial" w:hAnsi="Arial" w:cs="Arial"/>
+          <w:sz w:val="14"/>
+          <w:szCs w:val="14"/>
+        </w:rPr>
+        <w:t xml:space="preserve">SolarSquare, a residential solar company, has solarized 3 million homes and aims for 70 million more. The CEO highlighted the company's growth, supported by recent fundraises and market expansion.</w:t>
+      </w:r>
+      <w:r>
+        <w:rPr>
+          <w:rFonts w:ascii="Arial" w:eastAsia="Arial" w:hAnsi="Arial" w:cs="Arial"/>
+          <w:sz w:val="14"/>
+          <w:szCs w:val="14"/>
+        </w:rPr>
         <w:br/>
         <w:t xml:space="preserve"/>
       </w:r>
       <w:r>
+        <w:rPr>
+          <w:rFonts w:ascii="Arial" w:eastAsia="Arial" w:hAnsi="Arial" w:cs="Arial"/>
+          <w:sz w:val="14"/>
+          <w:szCs w:val="14"/>
+        </w:rPr>
         <w:br/>
-        <w:t xml:space="preserve">Sebi sets conditions for intraday borrowings by MFs</w:t>
-      </w:r>
-      <w:r>
+      </w:r>
+      <w:proofErr w:type="gramStart"/>
+      <w:r>
+        <w:rPr>
+          <w:rFonts w:ascii="Arial" w:eastAsia="Arial" w:hAnsi="Arial" w:cs="Arial"/>
+          <w:b/>
+          <w:bCs/>
+          <w:color w:val="1F497D" w:themeColor="text2"/>
+          <w:sz w:val="16"/>
+          <w:szCs w:val="16"/>
+        </w:rPr>
+        <w:t xml:space="preserve">SIF Assets Approach ₹10,000 Crore Amid New Scheme Launches</w:t>
+      </w:r>
+      <w:r>
+        <w:rPr>
+          <w:rFonts w:ascii="Arial" w:eastAsia="Arial" w:hAnsi="Arial" w:cs="Arial"/>
+          <w:color w:val="1F497D" w:themeColor="text2"/>
+          <w:sz w:val="14"/>
+          <w:szCs w:val="14"/>
+        </w:rPr>
         <w:br/>
       </w:r>
-      <w:r>
-        <w:br/>
-        <w:t xml:space="preserve">The Securities and Exchange Board of India (Sebi) has introduced new conditions for mutual funds (MFs) regarding intraday borrowings. MFs are now permitted to borrow for intraday purposes only for short-term liquidity needs to meet redemption requests or to cover scheme expenses. The new rules aim to ensure better risk management and investor protection in the rapidly growing mutual fund sector.</w:t>
-      </w:r>
-      <w:r>
-        <w:br/>
-      </w:r>
-      <w:r>
+      <w:proofErr w:type="gramStart"/>
+      <w:r>
+        <w:rPr>
+          <w:rFonts w:ascii="Arial" w:eastAsia="Arial" w:hAnsi="Arial" w:cs="Arial"/>
+          <w:sz w:val="14"/>
+          <w:szCs w:val="14"/>
+        </w:rPr>
+        <w:t xml:space="preserve">SIF's assets under management are nearing ₹10,000 crore, driven by the launch of new investment schemes. This reflects growing investor confidence and significant inflows into their diverse offerings.</w:t>
+      </w:r>
+      <w:r>
+        <w:rPr>
+          <w:rFonts w:ascii="Arial" w:eastAsia="Arial" w:hAnsi="Arial" w:cs="Arial"/>
+          <w:sz w:val="14"/>
+          <w:szCs w:val="14"/>
+        </w:rPr>
         <w:br/>
         <w:t xml:space="preserve"/>
       </w:r>
       <w:r>
+        <w:rPr>
+          <w:rFonts w:ascii="Arial" w:eastAsia="Arial" w:hAnsi="Arial" w:cs="Arial"/>
+          <w:sz w:val="14"/>
+          <w:szCs w:val="14"/>
+        </w:rPr>
         <w:br/>
-        <w:t xml:space="preserve">InnoVision IPO subscribed 13x</w:t>
-      </w:r>
-      <w:r>
+      </w:r>
+      <w:proofErr w:type="gramStart"/>
+      <w:r>
+        <w:rPr>
+          <w:rFonts w:ascii="Arial" w:eastAsia="Arial" w:hAnsi="Arial" w:cs="Arial"/>
+          <w:b/>
+          <w:bCs/>
+          <w:color w:val="1F497D" w:themeColor="text2"/>
+          <w:sz w:val="16"/>
+          <w:szCs w:val="16"/>
+        </w:rPr>
+        <w:t xml:space="preserve">SEBI Imposes New Conditions on Mutual Fund Intraday Borrowings</w:t>
+      </w:r>
+      <w:r>
+        <w:rPr>
+          <w:rFonts w:ascii="Arial" w:eastAsia="Arial" w:hAnsi="Arial" w:cs="Arial"/>
+          <w:color w:val="1F497D" w:themeColor="text2"/>
+          <w:sz w:val="14"/>
+          <w:szCs w:val="14"/>
+        </w:rPr>
         <w:br/>
       </w:r>
-      <w:r>
-        <w:br/>
-        <w:t xml:space="preserve">The Initial Public Offering (IPO) of InnoVision was oversubscribed by 13 times. The strong subscription indicates robust investor interest in the company despite broader market volatility.</w:t>
-      </w:r>
-      <w:r>
-        <w:br/>
-      </w:r>
-      <w:r>
+      <w:proofErr w:type="gramStart"/>
+      <w:r>
+        <w:rPr>
+          <w:rFonts w:ascii="Arial" w:eastAsia="Arial" w:hAnsi="Arial" w:cs="Arial"/>
+          <w:sz w:val="14"/>
+          <w:szCs w:val="14"/>
+        </w:rPr>
+        <w:t xml:space="preserve">SEBI has introduced new regulations for mutual funds regarding intraday borrowings. These conditions aim to enhance market stability and ensure prudent risk management practices within capital markets.</w:t>
+      </w:r>
+      <w:r>
+        <w:rPr>
+          <w:rFonts w:ascii="Arial" w:eastAsia="Arial" w:hAnsi="Arial" w:cs="Arial"/>
+          <w:sz w:val="14"/>
+          <w:szCs w:val="14"/>
+        </w:rPr>
         <w:br/>
         <w:t xml:space="preserve"/>
       </w:r>
       <w:r>
+        <w:rPr>
+          <w:rFonts w:ascii="Arial" w:eastAsia="Arial" w:hAnsi="Arial" w:cs="Arial"/>
+          <w:sz w:val="14"/>
+          <w:szCs w:val="14"/>
+        </w:rPr>
         <w:br/>
-        <w:t xml:space="preserve">Rajmaarg InvIT subscribed 10x</w:t>
-      </w:r>
-      <w:r>
+      </w:r>
+      <w:proofErr w:type="gramStart"/>
+      <w:r>
+        <w:rPr>
+          <w:rFonts w:ascii="Arial" w:eastAsia="Arial" w:hAnsi="Arial" w:cs="Arial"/>
+          <w:b/>
+          <w:bCs/>
+          <w:color w:val="1F497D" w:themeColor="text2"/>
+          <w:sz w:val="16"/>
+          <w:szCs w:val="16"/>
+        </w:rPr>
+        <w:t xml:space="preserve">Micro Lenders Shift Towards Secured Loans to Mitigate Risks</w:t>
+      </w:r>
+      <w:r>
+        <w:rPr>
+          <w:rFonts w:ascii="Arial" w:eastAsia="Arial" w:hAnsi="Arial" w:cs="Arial"/>
+          <w:color w:val="1F497D" w:themeColor="text2"/>
+          <w:sz w:val="14"/>
+          <w:szCs w:val="14"/>
+        </w:rPr>
         <w:br/>
       </w:r>
-      <w:r>
-        <w:br/>
-        <w:t xml:space="preserve">The Infrastructure Investment Trust (InvIT) Rajmaarg received a subscription of 10 times for its public offering. This significant demand highlights investor confidence in infrastructure assets and the InvIT structure.</w:t>
-      </w:r>
-      <w:r>
-        <w:br/>
-      </w:r>
-      <w:r>
+      <w:proofErr w:type="gramStart"/>
+      <w:r>
+        <w:rPr>
+          <w:rFonts w:ascii="Arial" w:eastAsia="Arial" w:hAnsi="Arial" w:cs="Arial"/>
+          <w:sz w:val="14"/>
+          <w:szCs w:val="14"/>
+        </w:rPr>
+        <w:t xml:space="preserve">Microfinance institutions are increasingly diversifying their portfolios by offering secured loans. This strategic shift aims to reduce asset quality pressures and enhance the stability of their lending operations.</w:t>
+      </w:r>
+      <w:r>
+        <w:rPr>
+          <w:rFonts w:ascii="Arial" w:eastAsia="Arial" w:hAnsi="Arial" w:cs="Arial"/>
+          <w:sz w:val="14"/>
+          <w:szCs w:val="14"/>
+        </w:rPr>
         <w:br/>
         <w:t xml:space="preserve"/>
       </w:r>
       <w:r>
+        <w:rPr>
+          <w:rFonts w:ascii="Arial" w:eastAsia="Arial" w:hAnsi="Arial" w:cs="Arial"/>
+          <w:sz w:val="14"/>
+          <w:szCs w:val="14"/>
+        </w:rPr>
         <w:br/>
-        <w:t xml:space="preserve">PSBs may underperform in near term</w:t>
-      </w:r>
-      <w:r>
+      </w:r>
+      <w:proofErr w:type="gramStart"/>
+      <w:r>
+        <w:rPr>
+          <w:rFonts w:ascii="Arial" w:eastAsia="Arial" w:hAnsi="Arial" w:cs="Arial"/>
+          <w:b/>
+          <w:bCs/>
+          <w:color w:val="1F497D" w:themeColor="text2"/>
+          <w:sz w:val="16"/>
+          <w:szCs w:val="16"/>
+        </w:rPr>
+        <w:t xml:space="preserve">Bundelkhand Acquires 21,000 Acres for Industrial Development</w:t>
+      </w:r>
+      <w:r>
+        <w:rPr>
+          <w:rFonts w:ascii="Arial" w:eastAsia="Arial" w:hAnsi="Arial" w:cs="Arial"/>
+          <w:color w:val="1F497D" w:themeColor="text2"/>
+          <w:sz w:val="14"/>
+          <w:szCs w:val="14"/>
+        </w:rPr>
         <w:br/>
       </w:r>
-      <w:r>
-        <w:br/>
-        <w:t xml:space="preserve">Public Sector Banks (PSBs) are anticipated to underperform in the near term due to various factors including tighter liquidity conditions, potential asset quality concerns, and slower credit growth compared to private sector banks. This outlook suggests a cautious sentiment towards PSB equities.</w:t>
-      </w:r>
-      <w:r>
-        <w:br/>
-      </w:r>
-      <w:r>
+      <w:proofErr w:type="gramStart"/>
+      <w:r>
+        <w:rPr>
+          <w:rFonts w:ascii="Arial" w:eastAsia="Arial" w:hAnsi="Arial" w:cs="Arial"/>
+          <w:sz w:val="14"/>
+          <w:szCs w:val="14"/>
+        </w:rPr>
+        <w:t xml:space="preserve">The Uttar Pradesh government has acquired 21,000 acres in the Bundelkhand arid zone for industrial development. This initiative aims to boost economic growth and create employment opportunities in the region.</w:t>
+      </w:r>
+      <w:r>
+        <w:rPr>
+          <w:rFonts w:ascii="Arial" w:eastAsia="Arial" w:hAnsi="Arial" w:cs="Arial"/>
+          <w:sz w:val="14"/>
+          <w:szCs w:val="14"/>
+        </w:rPr>
         <w:br/>
         <w:t xml:space="preserve"/>
       </w:r>
-      <w:r>
-        <w:br/>
-        <w:t xml:space="preserve">M unable to fund for pharma unit, may sell</w:t>
-      </w:r>
-      <w:r>
-        <w:br/>
-      </w:r>
-      <w:r>
-        <w:br/>
-        <w:t xml:space="preserve">M Limited is reportedly unable to arrange the necessary funds for its pharmaceutical unit, prompting consideration of a potential sale. The company had filed for a ₹1,195 crore IPO in February but withdrew the application on March 10. The sale of the pharma unit could be a strategic move to manage financial constraints.</w:t>
-      </w:r>
-      <w:r>
-        <w:br/>
-      </w:r>
-      <w:r>
-        <w:br/>
-        <w:t xml:space="preserve"/>
-      </w:r>
-      <w:r>
-        <w:br/>
-        <w:t xml:space="preserve">Godrej Projects buys assets for housing project in Coimbatore</w:t>
-      </w:r>
-      <w:r>
-        <w:br/>
-      </w:r>
-      <w:r>
-        <w:br/>
-        <w:t xml:space="preserve">Godrej Projects has acquired assets for a new housing project in Coimbatore, Tamil Nadu, with an estimated revenue potential of ₹2,200 crore. The project will include residential developments and aims to expand Godrej's footprint in key southern markets.</w:t>
-      </w:r>
-      <w:r>
-        <w:br/>
-      </w:r>
-      <w:r>
-        <w:br/>
-        <w:t xml:space="preserve"/>
-      </w:r>
     </w:p>
     <w:p/>
-    <w:p/>
     <w:p>
       <w:pPr>
         <w:sectPr>
-          <w:headerReference w:type="default" r:id="rId8"/>
-          <w:footerReference w:type="default" r:id="rId9"/>
+          <w:headerReference w:type="default" r:id="rId7"/>
+          <w:footerReference w:type="default" r:id="rId8"/>
           <w:type w:val="continuous"/>
           <w:pgSz w:w="5940" w:h="8390"/>
           <w:pgMar w:top="820" w:right="0" w:bottom="1000" w:left="0" w:header="0" w:footer="802" w:gutter="0"/>
@@ -579,7 +862,7 @@
                     <pic:cNvPicPr/>
                   </pic:nvPicPr>
                   <pic:blipFill>
-                    <a:blip r:embed="rId10" cstate="print"/>
+                    <a:blip r:embed="rId9" cstate="print"/>
                     <a:stretch>
                       <a:fillRect/>
                     </a:stretch>
@@ -814,7 +1097,7 @@
           <wp:extent cx="676534" cy="224028"/>
           <wp:effectExtent l="0" t="0" r="0" b="0"/>
           <wp:wrapNone/>
-          <wp:docPr id="962445235" name="image1.jpeg" descr="Ashika Group"/>
+          <wp:docPr id="1141903768" name="image1.jpeg" descr="Ashika Group"/>
           <wp:cNvGraphicFramePr>
             <a:graphicFrameLocks xmlns:a="http://schemas.openxmlformats.org/drawingml/2006/main" noChangeAspect="1"/>
           </wp:cNvGraphicFramePr>
@@ -1437,6 +1720,15 @@
                   </w:rPr>
                   <w:t>Date</w:t>
                 </w:r>
+                <w:r>
+                  <w:rPr>
+                    <w:rFonts w:ascii="Trebuchet MS" w:hAnsi="Trebuchet MS"/>
+                    <w:color w:val="FFFFFF"/>
+                    <w:w w:val="105"/>
+                    <w:sz w:val="12"/>
+                  </w:rPr>
+                  <w:t xml:space="preserve"> </w:t>
+                </w:r>
               </w:p>
             </w:txbxContent>
           </v:textbox>
@@ -1768,6 +2060,458 @@
 <file path=word/numbering.xml><?xml version="1.0" encoding="utf-8"?>
 <w:numbering xmlns:wpc="http://schemas.microsoft.com/office/word/2010/wordprocessingCanvas" xmlns:cx="http://schemas.microsoft.com/office/drawing/2014/chartex" xmlns:cx1="http://schemas.microsoft.com/office/drawing/2015/9/8/chartex" xmlns:cx2="http://schemas.microsoft.com/office/drawing/2015/10/21/chartex" xmlns:cx3="http://schemas.microsoft.com/office/drawing/2016/5/9/chartex" xmlns:cx4="http://schemas.microsoft.com/office/drawing/2016/5/10/chartex" xmlns:cx5="http://schemas.microsoft.com/office/drawing/2016/5/11/chartex" xmlns:cx6="http://schemas.microsoft.com/office/drawing/2016/5/12/chartex" xmlns:cx7="http://schemas.microsoft.com/office/drawing/2016/5/13/chartex" xmlns:cx8="http://schemas.microsoft.com/office/drawing/2016/5/14/chartex" xmlns:mc="http://schemas.openxmlformats.org/markup-compatibility/2006" xmlns:aink="http://schemas.microsoft.com/office/drawing/2016/ink" xmlns:am3d="http://schemas.microsoft.com/office/drawing/2017/model3d" xmlns:o="urn:schemas-microsoft-com:office:office" xmlns:oel="http://schemas.microsoft.com/office/2019/extlst" xmlns:r="http://schemas.openxmlformats.org/officeDocument/2006/relationships" xmlns:m="http://schemas.openxmlformats.org/officeDocument/2006/math" xmlns:v="urn:schemas-microsoft-com:vml" xmlns:wp14="http://schemas.microsoft.com/office/word/2010/wordprocessingDrawing" xmlns:wp="http://schemas.openxmlformats.org/drawingml/2006/wordprocessingDrawing" xmlns:w10="urn:schemas-microsoft-com:office:word" xmlns:w="http://schemas.openxmlformats.org/wordprocessingml/2006/main" xmlns:w14="http://schemas.microsoft.com/office/word/2010/wordml" xmlns:w15="http://schemas.microsoft.com/office/word/2012/wordml" xmlns:w16cex="http://schemas.microsoft.com/office/word/2018/wordml/cex" xmlns:w16cid="http://schemas.microsoft.com/office/word/2016/wordml/cid" xmlns:w16="http://schemas.microsoft.com/office/word/2018/wordml" xmlns:w16du="http://schemas.microsoft.com/office/word/2023/wordml/word16du" xmlns:w16sdtdh="http://schemas.microsoft.com/office/word/2020/wordml/sdtdatahash" xmlns:w16sdtfl="http://schemas.microsoft.com/office/word/2024/wordml/sdtformatlock" xmlns:w16se="http://schemas.microsoft.com/office/word/2015/wordml/symex" xmlns:wpg="http://schemas.microsoft.com/office/word/2010/wordprocessingGroup" xmlns:wpi="http://schemas.microsoft.com/office/word/2010/wordprocessingInk" xmlns:wne="http://schemas.microsoft.com/office/word/2006/wordml" xmlns:wps="http://schemas.microsoft.com/office/word/2010/wordprocessingShape" mc:Ignorable="w14 w15 w16se w16cid w16 w16cex w16sdtdh w16sdtfl w16du wp14">
   <w:abstractNum w:abstractNumId="0" w15:restartNumberingAfterBreak="0">
+    <w:nsid w:val="07DC42C8"/>
+    <w:multiLevelType w:val="hybridMultilevel"/>
+    <w:tmpl w:val="67BADE0C"/>
+    <w:lvl w:ilvl="0" w:tplc="40090001">
+      <w:start w:val="1"/>
+      <w:numFmt w:val="bullet"/>
+      <w:lvlText w:val=""/>
+      <w:lvlJc w:val="left"/>
+      <w:pPr>
+        <w:ind w:left="1024" w:hanging="360"/>
+      </w:pPr>
+      <w:rPr>
+        <w:rFonts w:ascii="Symbol" w:hAnsi="Symbol" w:hint="default"/>
+      </w:rPr>
+    </w:lvl>
+    <w:lvl w:ilvl="1" w:tplc="40090003" w:tentative="1">
+      <w:start w:val="1"/>
+      <w:numFmt w:val="bullet"/>
+      <w:lvlText w:val="o"/>
+      <w:lvlJc w:val="left"/>
+      <w:pPr>
+        <w:ind w:left="1744" w:hanging="360"/>
+      </w:pPr>
+      <w:rPr>
+        <w:rFonts w:ascii="Courier New" w:hAnsi="Courier New" w:cs="Courier New" w:hint="default"/>
+      </w:rPr>
+    </w:lvl>
+    <w:lvl w:ilvl="2" w:tplc="40090005" w:tentative="1">
+      <w:start w:val="1"/>
+      <w:numFmt w:val="bullet"/>
+      <w:lvlText w:val=""/>
+      <w:lvlJc w:val="left"/>
+      <w:pPr>
+        <w:ind w:left="2464" w:hanging="360"/>
+      </w:pPr>
+      <w:rPr>
+        <w:rFonts w:ascii="Wingdings" w:hAnsi="Wingdings" w:hint="default"/>
+      </w:rPr>
+    </w:lvl>
+    <w:lvl w:ilvl="3" w:tplc="40090001" w:tentative="1">
+      <w:start w:val="1"/>
+      <w:numFmt w:val="bullet"/>
+      <w:lvlText w:val=""/>
+      <w:lvlJc w:val="left"/>
+      <w:pPr>
+        <w:ind w:left="3184" w:hanging="360"/>
+      </w:pPr>
+      <w:rPr>
+        <w:rFonts w:ascii="Symbol" w:hAnsi="Symbol" w:hint="default"/>
+      </w:rPr>
+    </w:lvl>
+    <w:lvl w:ilvl="4" w:tplc="40090003" w:tentative="1">
+      <w:start w:val="1"/>
+      <w:numFmt w:val="bullet"/>
+      <w:lvlText w:val="o"/>
+      <w:lvlJc w:val="left"/>
+      <w:pPr>
+        <w:ind w:left="3904" w:hanging="360"/>
+      </w:pPr>
+      <w:rPr>
+        <w:rFonts w:ascii="Courier New" w:hAnsi="Courier New" w:cs="Courier New" w:hint="default"/>
+      </w:rPr>
+    </w:lvl>
+    <w:lvl w:ilvl="5" w:tplc="40090005" w:tentative="1">
+      <w:start w:val="1"/>
+      <w:numFmt w:val="bullet"/>
+      <w:lvlText w:val=""/>
+      <w:lvlJc w:val="left"/>
+      <w:pPr>
+        <w:ind w:left="4624" w:hanging="360"/>
+      </w:pPr>
+      <w:rPr>
+        <w:rFonts w:ascii="Wingdings" w:hAnsi="Wingdings" w:hint="default"/>
+      </w:rPr>
+    </w:lvl>
+    <w:lvl w:ilvl="6" w:tplc="40090001" w:tentative="1">
+      <w:start w:val="1"/>
+      <w:numFmt w:val="bullet"/>
+      <w:lvlText w:val=""/>
+      <w:lvlJc w:val="left"/>
+      <w:pPr>
+        <w:ind w:left="5344" w:hanging="360"/>
+      </w:pPr>
+      <w:rPr>
+        <w:rFonts w:ascii="Symbol" w:hAnsi="Symbol" w:hint="default"/>
+      </w:rPr>
+    </w:lvl>
+    <w:lvl w:ilvl="7" w:tplc="40090003" w:tentative="1">
+      <w:start w:val="1"/>
+      <w:numFmt w:val="bullet"/>
+      <w:lvlText w:val="o"/>
+      <w:lvlJc w:val="left"/>
+      <w:pPr>
+        <w:ind w:left="6064" w:hanging="360"/>
+      </w:pPr>
+      <w:rPr>
+        <w:rFonts w:ascii="Courier New" w:hAnsi="Courier New" w:cs="Courier New" w:hint="default"/>
+      </w:rPr>
+    </w:lvl>
+    <w:lvl w:ilvl="8" w:tplc="40090005" w:tentative="1">
+      <w:start w:val="1"/>
+      <w:numFmt w:val="bullet"/>
+      <w:lvlText w:val=""/>
+      <w:lvlJc w:val="left"/>
+      <w:pPr>
+        <w:ind w:left="6784" w:hanging="360"/>
+      </w:pPr>
+      <w:rPr>
+        <w:rFonts w:ascii="Wingdings" w:hAnsi="Wingdings" w:hint="default"/>
+      </w:rPr>
+    </w:lvl>
+  </w:abstractNum>
+  <w:abstractNum w:abstractNumId="1" w15:restartNumberingAfterBreak="0">
+    <w:nsid w:val="07E86DB5"/>
+    <w:multiLevelType w:val="hybridMultilevel"/>
+    <w:tmpl w:val="2FC2A8AC"/>
+    <w:lvl w:ilvl="0" w:tplc="40090001">
+      <w:start w:val="1"/>
+      <w:numFmt w:val="bullet"/>
+      <w:lvlText w:val=""/>
+      <w:lvlJc w:val="left"/>
+      <w:pPr>
+        <w:ind w:left="720" w:hanging="360"/>
+      </w:pPr>
+      <w:rPr>
+        <w:rFonts w:ascii="Symbol" w:hAnsi="Symbol" w:hint="default"/>
+      </w:rPr>
+    </w:lvl>
+    <w:lvl w:ilvl="1" w:tplc="40090003" w:tentative="1">
+      <w:start w:val="1"/>
+      <w:numFmt w:val="bullet"/>
+      <w:lvlText w:val="o"/>
+      <w:lvlJc w:val="left"/>
+      <w:pPr>
+        <w:ind w:left="1440" w:hanging="360"/>
+      </w:pPr>
+      <w:rPr>
+        <w:rFonts w:ascii="Courier New" w:hAnsi="Courier New" w:cs="Courier New" w:hint="default"/>
+      </w:rPr>
+    </w:lvl>
+    <w:lvl w:ilvl="2" w:tplc="40090005" w:tentative="1">
+      <w:start w:val="1"/>
+      <w:numFmt w:val="bullet"/>
+      <w:lvlText w:val=""/>
+      <w:lvlJc w:val="left"/>
+      <w:pPr>
+        <w:ind w:left="2160" w:hanging="360"/>
+      </w:pPr>
+      <w:rPr>
+        <w:rFonts w:ascii="Wingdings" w:hAnsi="Wingdings" w:hint="default"/>
+      </w:rPr>
+    </w:lvl>
+    <w:lvl w:ilvl="3" w:tplc="40090001" w:tentative="1">
+      <w:start w:val="1"/>
+      <w:numFmt w:val="bullet"/>
+      <w:lvlText w:val=""/>
+      <w:lvlJc w:val="left"/>
+      <w:pPr>
+        <w:ind w:left="2880" w:hanging="360"/>
+      </w:pPr>
+      <w:rPr>
+        <w:rFonts w:ascii="Symbol" w:hAnsi="Symbol" w:hint="default"/>
+      </w:rPr>
+    </w:lvl>
+    <w:lvl w:ilvl="4" w:tplc="40090003" w:tentative="1">
+      <w:start w:val="1"/>
+      <w:numFmt w:val="bullet"/>
+      <w:lvlText w:val="o"/>
+      <w:lvlJc w:val="left"/>
+      <w:pPr>
+        <w:ind w:left="3600" w:hanging="360"/>
+      </w:pPr>
+      <w:rPr>
+        <w:rFonts w:ascii="Courier New" w:hAnsi="Courier New" w:cs="Courier New" w:hint="default"/>
+      </w:rPr>
+    </w:lvl>
+    <w:lvl w:ilvl="5" w:tplc="40090005" w:tentative="1">
+      <w:start w:val="1"/>
+      <w:numFmt w:val="bullet"/>
+      <w:lvlText w:val=""/>
+      <w:lvlJc w:val="left"/>
+      <w:pPr>
+        <w:ind w:left="4320" w:hanging="360"/>
+      </w:pPr>
+      <w:rPr>
+        <w:rFonts w:ascii="Wingdings" w:hAnsi="Wingdings" w:hint="default"/>
+      </w:rPr>
+    </w:lvl>
+    <w:lvl w:ilvl="6" w:tplc="40090001" w:tentative="1">
+      <w:start w:val="1"/>
+      <w:numFmt w:val="bullet"/>
+      <w:lvlText w:val=""/>
+      <w:lvlJc w:val="left"/>
+      <w:pPr>
+        <w:ind w:left="5040" w:hanging="360"/>
+      </w:pPr>
+      <w:rPr>
+        <w:rFonts w:ascii="Symbol" w:hAnsi="Symbol" w:hint="default"/>
+      </w:rPr>
+    </w:lvl>
+    <w:lvl w:ilvl="7" w:tplc="40090003" w:tentative="1">
+      <w:start w:val="1"/>
+      <w:numFmt w:val="bullet"/>
+      <w:lvlText w:val="o"/>
+      <w:lvlJc w:val="left"/>
+      <w:pPr>
+        <w:ind w:left="5760" w:hanging="360"/>
+      </w:pPr>
+      <w:rPr>
+        <w:rFonts w:ascii="Courier New" w:hAnsi="Courier New" w:cs="Courier New" w:hint="default"/>
+      </w:rPr>
+    </w:lvl>
+    <w:lvl w:ilvl="8" w:tplc="40090005" w:tentative="1">
+      <w:start w:val="1"/>
+      <w:numFmt w:val="bullet"/>
+      <w:lvlText w:val=""/>
+      <w:lvlJc w:val="left"/>
+      <w:pPr>
+        <w:ind w:left="6480" w:hanging="360"/>
+      </w:pPr>
+      <w:rPr>
+        <w:rFonts w:ascii="Wingdings" w:hAnsi="Wingdings" w:hint="default"/>
+      </w:rPr>
+    </w:lvl>
+  </w:abstractNum>
+  <w:abstractNum w:abstractNumId="2" w15:restartNumberingAfterBreak="0">
+    <w:nsid w:val="0FA909E3"/>
+    <w:multiLevelType w:val="hybridMultilevel"/>
+    <w:tmpl w:val="0A782332"/>
+    <w:lvl w:ilvl="0" w:tplc="40090001">
+      <w:start w:val="1"/>
+      <w:numFmt w:val="bullet"/>
+      <w:lvlText w:val=""/>
+      <w:lvlJc w:val="left"/>
+      <w:pPr>
+        <w:ind w:left="1024" w:hanging="360"/>
+      </w:pPr>
+      <w:rPr>
+        <w:rFonts w:ascii="Symbol" w:hAnsi="Symbol" w:hint="default"/>
+      </w:rPr>
+    </w:lvl>
+    <w:lvl w:ilvl="1" w:tplc="40090003" w:tentative="1">
+      <w:start w:val="1"/>
+      <w:numFmt w:val="bullet"/>
+      <w:lvlText w:val="o"/>
+      <w:lvlJc w:val="left"/>
+      <w:pPr>
+        <w:ind w:left="1744" w:hanging="360"/>
+      </w:pPr>
+      <w:rPr>
+        <w:rFonts w:ascii="Courier New" w:hAnsi="Courier New" w:cs="Courier New" w:hint="default"/>
+      </w:rPr>
+    </w:lvl>
+    <w:lvl w:ilvl="2" w:tplc="40090005" w:tentative="1">
+      <w:start w:val="1"/>
+      <w:numFmt w:val="bullet"/>
+      <w:lvlText w:val=""/>
+      <w:lvlJc w:val="left"/>
+      <w:pPr>
+        <w:ind w:left="2464" w:hanging="360"/>
+      </w:pPr>
+      <w:rPr>
+        <w:rFonts w:ascii="Wingdings" w:hAnsi="Wingdings" w:hint="default"/>
+      </w:rPr>
+    </w:lvl>
+    <w:lvl w:ilvl="3" w:tplc="40090001" w:tentative="1">
+      <w:start w:val="1"/>
+      <w:numFmt w:val="bullet"/>
+      <w:lvlText w:val=""/>
+      <w:lvlJc w:val="left"/>
+      <w:pPr>
+        <w:ind w:left="3184" w:hanging="360"/>
+      </w:pPr>
+      <w:rPr>
+        <w:rFonts w:ascii="Symbol" w:hAnsi="Symbol" w:hint="default"/>
+      </w:rPr>
+    </w:lvl>
+    <w:lvl w:ilvl="4" w:tplc="40090003" w:tentative="1">
+      <w:start w:val="1"/>
+      <w:numFmt w:val="bullet"/>
+      <w:lvlText w:val="o"/>
+      <w:lvlJc w:val="left"/>
+      <w:pPr>
+        <w:ind w:left="3904" w:hanging="360"/>
+      </w:pPr>
+      <w:rPr>
+        <w:rFonts w:ascii="Courier New" w:hAnsi="Courier New" w:cs="Courier New" w:hint="default"/>
+      </w:rPr>
+    </w:lvl>
+    <w:lvl w:ilvl="5" w:tplc="40090005" w:tentative="1">
+      <w:start w:val="1"/>
+      <w:numFmt w:val="bullet"/>
+      <w:lvlText w:val=""/>
+      <w:lvlJc w:val="left"/>
+      <w:pPr>
+        <w:ind w:left="4624" w:hanging="360"/>
+      </w:pPr>
+      <w:rPr>
+        <w:rFonts w:ascii="Wingdings" w:hAnsi="Wingdings" w:hint="default"/>
+      </w:rPr>
+    </w:lvl>
+    <w:lvl w:ilvl="6" w:tplc="40090001" w:tentative="1">
+      <w:start w:val="1"/>
+      <w:numFmt w:val="bullet"/>
+      <w:lvlText w:val=""/>
+      <w:lvlJc w:val="left"/>
+      <w:pPr>
+        <w:ind w:left="5344" w:hanging="360"/>
+      </w:pPr>
+      <w:rPr>
+        <w:rFonts w:ascii="Symbol" w:hAnsi="Symbol" w:hint="default"/>
+      </w:rPr>
+    </w:lvl>
+    <w:lvl w:ilvl="7" w:tplc="40090003" w:tentative="1">
+      <w:start w:val="1"/>
+      <w:numFmt w:val="bullet"/>
+      <w:lvlText w:val="o"/>
+      <w:lvlJc w:val="left"/>
+      <w:pPr>
+        <w:ind w:left="6064" w:hanging="360"/>
+      </w:pPr>
+      <w:rPr>
+        <w:rFonts w:ascii="Courier New" w:hAnsi="Courier New" w:cs="Courier New" w:hint="default"/>
+      </w:rPr>
+    </w:lvl>
+    <w:lvl w:ilvl="8" w:tplc="40090005" w:tentative="1">
+      <w:start w:val="1"/>
+      <w:numFmt w:val="bullet"/>
+      <w:lvlText w:val=""/>
+      <w:lvlJc w:val="left"/>
+      <w:pPr>
+        <w:ind w:left="6784" w:hanging="360"/>
+      </w:pPr>
+      <w:rPr>
+        <w:rFonts w:ascii="Wingdings" w:hAnsi="Wingdings" w:hint="default"/>
+      </w:rPr>
+    </w:lvl>
+  </w:abstractNum>
+  <w:abstractNum w:abstractNumId="3" w15:restartNumberingAfterBreak="0">
+    <w:nsid w:val="5D636B32"/>
+    <w:multiLevelType w:val="hybridMultilevel"/>
+    <w:tmpl w:val="5D52A956"/>
+    <w:lvl w:ilvl="0" w:tplc="40090001">
+      <w:start w:val="1"/>
+      <w:numFmt w:val="bullet"/>
+      <w:lvlText w:val=""/>
+      <w:lvlJc w:val="left"/>
+      <w:pPr>
+        <w:ind w:left="664" w:hanging="360"/>
+      </w:pPr>
+      <w:rPr>
+        <w:rFonts w:ascii="Symbol" w:hAnsi="Symbol" w:hint="default"/>
+      </w:rPr>
+    </w:lvl>
+    <w:lvl w:ilvl="1" w:tplc="40090003" w:tentative="1">
+      <w:start w:val="1"/>
+      <w:numFmt w:val="bullet"/>
+      <w:lvlText w:val="o"/>
+      <w:lvlJc w:val="left"/>
+      <w:pPr>
+        <w:ind w:left="1384" w:hanging="360"/>
+      </w:pPr>
+      <w:rPr>
+        <w:rFonts w:ascii="Courier New" w:hAnsi="Courier New" w:cs="Courier New" w:hint="default"/>
+      </w:rPr>
+    </w:lvl>
+    <w:lvl w:ilvl="2" w:tplc="40090005" w:tentative="1">
+      <w:start w:val="1"/>
+      <w:numFmt w:val="bullet"/>
+      <w:lvlText w:val=""/>
+      <w:lvlJc w:val="left"/>
+      <w:pPr>
+        <w:ind w:left="2104" w:hanging="360"/>
+      </w:pPr>
+      <w:rPr>
+        <w:rFonts w:ascii="Wingdings" w:hAnsi="Wingdings" w:hint="default"/>
+      </w:rPr>
+    </w:lvl>
+    <w:lvl w:ilvl="3" w:tplc="40090001" w:tentative="1">
+      <w:start w:val="1"/>
+      <w:numFmt w:val="bullet"/>
+      <w:lvlText w:val=""/>
+      <w:lvlJc w:val="left"/>
+      <w:pPr>
+        <w:ind w:left="2824" w:hanging="360"/>
+      </w:pPr>
+      <w:rPr>
+        <w:rFonts w:ascii="Symbol" w:hAnsi="Symbol" w:hint="default"/>
+      </w:rPr>
+    </w:lvl>
+    <w:lvl w:ilvl="4" w:tplc="40090003" w:tentative="1">
+      <w:start w:val="1"/>
+      <w:numFmt w:val="bullet"/>
+      <w:lvlText w:val="o"/>
+      <w:lvlJc w:val="left"/>
+      <w:pPr>
+        <w:ind w:left="3544" w:hanging="360"/>
+      </w:pPr>
+      <w:rPr>
+        <w:rFonts w:ascii="Courier New" w:hAnsi="Courier New" w:cs="Courier New" w:hint="default"/>
+      </w:rPr>
+    </w:lvl>
+    <w:lvl w:ilvl="5" w:tplc="40090005" w:tentative="1">
+      <w:start w:val="1"/>
+      <w:numFmt w:val="bullet"/>
+      <w:lvlText w:val=""/>
+      <w:lvlJc w:val="left"/>
+      <w:pPr>
+        <w:ind w:left="4264" w:hanging="360"/>
+      </w:pPr>
+      <w:rPr>
+        <w:rFonts w:ascii="Wingdings" w:hAnsi="Wingdings" w:hint="default"/>
+      </w:rPr>
+    </w:lvl>
+    <w:lvl w:ilvl="6" w:tplc="40090001" w:tentative="1">
+      <w:start w:val="1"/>
+      <w:numFmt w:val="bullet"/>
+      <w:lvlText w:val=""/>
+      <w:lvlJc w:val="left"/>
+      <w:pPr>
+        <w:ind w:left="4984" w:hanging="360"/>
+      </w:pPr>
+      <w:rPr>
+        <w:rFonts w:ascii="Symbol" w:hAnsi="Symbol" w:hint="default"/>
+      </w:rPr>
+    </w:lvl>
+    <w:lvl w:ilvl="7" w:tplc="40090003" w:tentative="1">
+      <w:start w:val="1"/>
+      <w:numFmt w:val="bullet"/>
+      <w:lvlText w:val="o"/>
+      <w:lvlJc w:val="left"/>
+      <w:pPr>
+        <w:ind w:left="5704" w:hanging="360"/>
+      </w:pPr>
+      <w:rPr>
+        <w:rFonts w:ascii="Courier New" w:hAnsi="Courier New" w:cs="Courier New" w:hint="default"/>
+      </w:rPr>
+    </w:lvl>
+    <w:lvl w:ilvl="8" w:tplc="40090005" w:tentative="1">
+      <w:start w:val="1"/>
+      <w:numFmt w:val="bullet"/>
+      <w:lvlText w:val=""/>
+      <w:lvlJc w:val="left"/>
+      <w:pPr>
+        <w:ind w:left="6424" w:hanging="360"/>
+      </w:pPr>
+      <w:rPr>
+        <w:rFonts w:ascii="Wingdings" w:hAnsi="Wingdings" w:hint="default"/>
+      </w:rPr>
+    </w:lvl>
+  </w:abstractNum>
+  <w:abstractNum w:abstractNumId="4" w15:restartNumberingAfterBreak="0">
     <w:nsid w:val="6E4D4CF8"/>
     <w:multiLevelType w:val="hybridMultilevel"/>
     <w:tmpl w:val="F99A3EF6"/>
@@ -1889,7 +2633,19 @@
     </w:lvl>
   </w:abstractNum>
   <w:num w:numId="1" w16cid:durableId="1100417652">
+    <w:abstractNumId w:val="4"/>
+  </w:num>
+  <w:num w:numId="2" w16cid:durableId="2102287209">
+    <w:abstractNumId w:val="2"/>
+  </w:num>
+  <w:num w:numId="3" w16cid:durableId="1512178120">
+    <w:abstractNumId w:val="1"/>
+  </w:num>
+  <w:num w:numId="4" w16cid:durableId="257102995">
     <w:abstractNumId w:val="0"/>
+  </w:num>
+  <w:num w:numId="5" w16cid:durableId="1504665952">
+    <w:abstractNumId w:val="3"/>
   </w:num>
 </w:numbering>
 </file>
@@ -2319,6 +3075,7 @@
   <w:style w:type="character" w:default="1" w:styleId="DefaultParagraphFont">
     <w:name w:val="Default Paragraph Font"/>
     <w:uiPriority w:val="1"/>
+    <w:semiHidden/>
     <w:unhideWhenUsed/>
   </w:style>
   <w:style w:type="table" w:default="1" w:styleId="TableNormal">
